--- a/zht/docx/195.content.docx
+++ b/zht/docx/195.content.docx
@@ -738,402 +738,300 @@
           <w:lang w:val="zh_TW" w:bidi="zh_TW"/>
         </w:rPr>
       </w:r>
-      <w:hyperlink r:id="rId13">
-        <w:r>
-          <w:rPr>
-            <w:lang w:val="zh_TW" w:bidi="zh_TW"/>
-          </w:rPr>
-          <w:rPr>
-            <w:color w:val="0000EE"/>
-            <w:u w:val="single"/>
-          </w:rPr>
-          <w:t>創世記15:6</w:t>
-        </w:r>
-      </w:hyperlink>
-    </w:p>
-    <w:p>
-      <w:pPr>
-        <w:pStyle w:val="ListBullet"/>
-        <w:spacing w:line="240" w:lineRule="auto"/>
-        <w:ind w:left="720"/>
-      </w:pPr>
-      <w:r>
-        <w:rPr>
-          <w:lang w:val="zh_TW" w:bidi="zh_TW"/>
-        </w:rPr>
-      </w:r>
-      <w:hyperlink r:id="rId14">
-        <w:r>
-          <w:rPr>
-            <w:lang w:val="zh_TW" w:bidi="zh_TW"/>
-          </w:rPr>
-          <w:rPr>
-            <w:color w:val="0000EE"/>
-            <w:u w:val="single"/>
-          </w:rPr>
-          <w:t>創世記45:26</w:t>
-        </w:r>
-      </w:hyperlink>
-    </w:p>
-    <w:p>
-      <w:pPr>
-        <w:pStyle w:val="ListBullet"/>
-        <w:spacing w:line="240" w:lineRule="auto"/>
-        <w:ind w:left="720"/>
-      </w:pPr>
-      <w:r>
-        <w:rPr>
-          <w:lang w:val="zh_TW" w:bidi="zh_TW"/>
-        </w:rPr>
-      </w:r>
-      <w:hyperlink r:id="rId15">
-        <w:r>
-          <w:rPr>
-            <w:lang w:val="zh_TW" w:bidi="zh_TW"/>
-          </w:rPr>
-          <w:rPr>
-            <w:color w:val="0000EE"/>
-            <w:u w:val="single"/>
-          </w:rPr>
-          <w:t>約伯記9:16–18</w:t>
-        </w:r>
-      </w:hyperlink>
-    </w:p>
-    <w:p>
-      <w:pPr>
-        <w:pStyle w:val="ListBullet"/>
-        <w:spacing w:line="240" w:lineRule="auto"/>
-        <w:ind w:left="720"/>
-      </w:pPr>
-      <w:r>
-        <w:rPr>
-          <w:lang w:val="zh_TW" w:bidi="zh_TW"/>
-        </w:rPr>
-      </w:r>
-      <w:hyperlink r:id="rId16">
-        <w:r>
-          <w:rPr>
-            <w:lang w:val="zh_TW" w:bidi="zh_TW"/>
-          </w:rPr>
-          <w:rPr>
-            <w:color w:val="0000EE"/>
-            <w:u w:val="single"/>
-          </w:rPr>
-          <w:t>哈巴谷書1:5–7</w:t>
-        </w:r>
-      </w:hyperlink>
-    </w:p>
-    <w:p>
-      <w:pPr>
-        <w:pStyle w:val="ListBullet"/>
-        <w:spacing w:line="240" w:lineRule="auto"/>
-        <w:ind w:left="720"/>
-      </w:pPr>
-      <w:r>
-        <w:rPr>
-          <w:lang w:val="zh_TW" w:bidi="zh_TW"/>
-        </w:rPr>
-      </w:r>
-      <w:hyperlink r:id="rId17">
-        <w:r>
-          <w:rPr>
-            <w:lang w:val="zh_TW" w:bidi="zh_TW"/>
-          </w:rPr>
-          <w:rPr>
-            <w:color w:val="0000EE"/>
-            <w:u w:val="single"/>
-          </w:rPr>
-          <w:t>馬可福音6:4–6</w:t>
-        </w:r>
-      </w:hyperlink>
-    </w:p>
-    <w:p>
-      <w:pPr>
-        <w:pStyle w:val="ListBullet"/>
-        <w:spacing w:line="240" w:lineRule="auto"/>
-        <w:ind w:left="720"/>
-      </w:pPr>
-      <w:r>
-        <w:rPr>
-          <w:lang w:val="zh_TW" w:bidi="zh_TW"/>
-        </w:rPr>
-      </w:r>
-      <w:hyperlink r:id="rId18">
-        <w:r>
-          <w:rPr>
-            <w:lang w:val="zh_TW" w:bidi="zh_TW"/>
-          </w:rPr>
-          <w:rPr>
-            <w:color w:val="0000EE"/>
-            <w:u w:val="single"/>
-          </w:rPr>
-          <w:t>馬可福音1:14–15</w:t>
-        </w:r>
-      </w:hyperlink>
-    </w:p>
-    <w:p>
-      <w:pPr>
-        <w:pStyle w:val="ListBullet"/>
-        <w:spacing w:line="240" w:lineRule="auto"/>
-        <w:ind w:left="720"/>
-      </w:pPr>
-      <w:r>
-        <w:rPr>
-          <w:lang w:val="zh_TW" w:bidi="zh_TW"/>
-        </w:rPr>
-      </w:r>
-      <w:hyperlink r:id="rId19">
-        <w:r>
-          <w:rPr>
-            <w:lang w:val="zh_TW" w:bidi="zh_TW"/>
-          </w:rPr>
-          <w:rPr>
-            <w:color w:val="0000EE"/>
-            <w:u w:val="single"/>
-          </w:rPr>
-          <w:t>路加福音9:41</w:t>
-        </w:r>
-      </w:hyperlink>
-    </w:p>
-    <w:p>
-      <w:pPr>
-        <w:pStyle w:val="ListBullet"/>
-        <w:spacing w:line="240" w:lineRule="auto"/>
-        <w:ind w:left="720"/>
-      </w:pPr>
-      <w:r>
-        <w:rPr>
-          <w:lang w:val="zh_TW" w:bidi="zh_TW"/>
-        </w:rPr>
-      </w:r>
-      <w:hyperlink r:id="rId20">
-        <w:r>
-          <w:rPr>
-            <w:lang w:val="zh_TW" w:bidi="zh_TW"/>
-          </w:rPr>
-          <w:rPr>
-            <w:color w:val="0000EE"/>
-            <w:u w:val="single"/>
-          </w:rPr>
-          <w:t>約翰福音1:12</w:t>
-        </w:r>
-      </w:hyperlink>
-    </w:p>
-    <w:p>
-      <w:pPr>
-        <w:pStyle w:val="ListBullet"/>
-        <w:spacing w:line="240" w:lineRule="auto"/>
-        <w:ind w:left="720"/>
-      </w:pPr>
-      <w:r>
-        <w:rPr>
-          <w:lang w:val="zh_TW" w:bidi="zh_TW"/>
-        </w:rPr>
-      </w:r>
-      <w:hyperlink r:id="rId21">
-        <w:r>
-          <w:rPr>
-            <w:lang w:val="zh_TW" w:bidi="zh_TW"/>
-          </w:rPr>
-          <w:rPr>
-            <w:color w:val="0000EE"/>
-            <w:u w:val="single"/>
-          </w:rPr>
-          <w:t>使徒行傳6:5</w:t>
-        </w:r>
-      </w:hyperlink>
-    </w:p>
-    <w:p>
-      <w:pPr>
-        <w:pStyle w:val="ListBullet"/>
-        <w:spacing w:line="240" w:lineRule="auto"/>
-        <w:ind w:left="720"/>
-      </w:pPr>
-      <w:r>
-        <w:rPr>
-          <w:lang w:val="zh_TW" w:bidi="zh_TW"/>
-        </w:rPr>
-      </w:r>
-      <w:hyperlink r:id="rId22">
-        <w:r>
-          <w:rPr>
-            <w:lang w:val="zh_TW" w:bidi="zh_TW"/>
-          </w:rPr>
-          <w:rPr>
-            <w:color w:val="0000EE"/>
-            <w:u w:val="single"/>
-          </w:rPr>
-          <w:t>使徒行傳9:42</w:t>
-        </w:r>
-      </w:hyperlink>
-    </w:p>
-    <w:p>
-      <w:pPr>
-        <w:pStyle w:val="ListBullet"/>
-        <w:spacing w:line="240" w:lineRule="auto"/>
-        <w:ind w:left="720"/>
-      </w:pPr>
-      <w:r>
-        <w:rPr>
-          <w:lang w:val="zh_TW" w:bidi="zh_TW"/>
-        </w:rPr>
-      </w:r>
-      <w:hyperlink r:id="rId23">
-        <w:r>
-          <w:rPr>
-            <w:lang w:val="zh_TW" w:bidi="zh_TW"/>
-          </w:rPr>
-          <w:rPr>
-            <w:color w:val="0000EE"/>
-            <w:u w:val="single"/>
-          </w:rPr>
-          <w:t>使徒行傳28:23–24</w:t>
-        </w:r>
-      </w:hyperlink>
-    </w:p>
-    <w:p>
-      <w:pPr>
-        <w:pStyle w:val="ListBullet"/>
-        <w:spacing w:line="240" w:lineRule="auto"/>
-        <w:ind w:left="720"/>
-      </w:pPr>
-      <w:r>
-        <w:rPr>
-          <w:lang w:val="zh_TW" w:bidi="zh_TW"/>
-        </w:rPr>
-      </w:r>
-      <w:hyperlink r:id="rId24">
-        <w:r>
-          <w:rPr>
-            <w:lang w:val="zh_TW" w:bidi="zh_TW"/>
-          </w:rPr>
-          <w:rPr>
-            <w:color w:val="0000EE"/>
-            <w:u w:val="single"/>
-          </w:rPr>
-          <w:t>羅馬書3:3</w:t>
-        </w:r>
-      </w:hyperlink>
-    </w:p>
-    <w:p>
-      <w:pPr>
-        <w:pStyle w:val="ListBullet"/>
-        <w:spacing w:line="240" w:lineRule="auto"/>
-        <w:ind w:left="720"/>
-      </w:pPr>
-      <w:r>
-        <w:rPr>
-          <w:lang w:val="zh_TW" w:bidi="zh_TW"/>
-        </w:rPr>
-      </w:r>
-      <w:hyperlink r:id="rId25">
-        <w:r>
-          <w:rPr>
-            <w:lang w:val="zh_TW" w:bidi="zh_TW"/>
-          </w:rPr>
-          <w:rPr>
-            <w:color w:val="0000EE"/>
-            <w:u w:val="single"/>
-          </w:rPr>
-          <w:t>哥林多前書6:1</w:t>
-        </w:r>
-      </w:hyperlink>
-    </w:p>
-    <w:p>
-      <w:pPr>
-        <w:pStyle w:val="ListBullet"/>
-        <w:spacing w:line="240" w:lineRule="auto"/>
-        <w:ind w:left="720"/>
-      </w:pPr>
-      <w:r>
-        <w:rPr>
-          <w:lang w:val="zh_TW" w:bidi="zh_TW"/>
-        </w:rPr>
-      </w:r>
-      <w:hyperlink r:id="rId26">
-        <w:r>
-          <w:rPr>
-            <w:lang w:val="zh_TW" w:bidi="zh_TW"/>
-          </w:rPr>
-          <w:rPr>
-            <w:color w:val="0000EE"/>
-            <w:u w:val="single"/>
-          </w:rPr>
-          <w:t>哥林多前書9:5</w:t>
-        </w:r>
-      </w:hyperlink>
-    </w:p>
-    <w:p>
-      <w:pPr>
-        <w:pStyle w:val="ListBullet"/>
-        <w:spacing w:line="240" w:lineRule="auto"/>
-        <w:ind w:left="720"/>
-      </w:pPr>
-      <w:r>
-        <w:rPr>
-          <w:lang w:val="zh_TW" w:bidi="zh_TW"/>
-        </w:rPr>
-      </w:r>
-      <w:hyperlink r:id="rId27">
-        <w:r>
-          <w:rPr>
-            <w:lang w:val="zh_TW" w:bidi="zh_TW"/>
-          </w:rPr>
-          <w:rPr>
-            <w:color w:val="0000EE"/>
-            <w:u w:val="single"/>
-          </w:rPr>
-          <w:t>哥林多後書6:15</w:t>
-        </w:r>
-      </w:hyperlink>
-    </w:p>
-    <w:p>
-      <w:pPr>
-        <w:pStyle w:val="ListBullet"/>
-        <w:spacing w:line="240" w:lineRule="auto"/>
-        <w:ind w:left="720"/>
-      </w:pPr>
-      <w:r>
-        <w:rPr>
-          <w:lang w:val="zh_TW" w:bidi="zh_TW"/>
-        </w:rPr>
-      </w:r>
-      <w:hyperlink r:id="rId28">
-        <w:r>
-          <w:rPr>
-            <w:lang w:val="zh_TW" w:bidi="zh_TW"/>
-          </w:rPr>
-          <w:rPr>
-            <w:color w:val="0000EE"/>
-            <w:u w:val="single"/>
-          </w:rPr>
-          <w:t>希伯來書3:12</w:t>
-        </w:r>
-      </w:hyperlink>
-    </w:p>
-    <w:p>
-      <w:pPr>
-        <w:pStyle w:val="ListBullet"/>
-        <w:spacing w:line="240" w:lineRule="auto"/>
-        <w:ind w:left="720"/>
-      </w:pPr>
-      <w:r>
-        <w:rPr>
-          <w:lang w:val="zh_TW" w:bidi="zh_TW"/>
-        </w:rPr>
-      </w:r>
-      <w:hyperlink r:id="rId29">
-        <w:r>
-          <w:rPr>
-            <w:lang w:val="zh_TW" w:bidi="zh_TW"/>
-          </w:rPr>
-          <w:rPr>
-            <w:color w:val="0000EE"/>
-            <w:u w:val="single"/>
-          </w:rPr>
-          <w:t>約翰一書3:23</w:t>
-        </w:r>
-      </w:hyperlink>
+      <w:r>
+        <w:rPr>
+          <w:lang w:val="zh_TW" w:bidi="zh_TW"/>
+        </w:rPr>
+        <w:t>創世記15:6</w:t>
+      </w:r>
+    </w:p>
+    <w:p>
+      <w:pPr>
+        <w:pStyle w:val="ListBullet"/>
+        <w:spacing w:line="240" w:lineRule="auto"/>
+        <w:ind w:left="720"/>
+      </w:pPr>
+      <w:r>
+        <w:rPr>
+          <w:lang w:val="zh_TW" w:bidi="zh_TW"/>
+        </w:rPr>
+      </w:r>
+      <w:r>
+        <w:rPr>
+          <w:lang w:val="zh_TW" w:bidi="zh_TW"/>
+        </w:rPr>
+        <w:t>創世記45:26</w:t>
+      </w:r>
+    </w:p>
+    <w:p>
+      <w:pPr>
+        <w:pStyle w:val="ListBullet"/>
+        <w:spacing w:line="240" w:lineRule="auto"/>
+        <w:ind w:left="720"/>
+      </w:pPr>
+      <w:r>
+        <w:rPr>
+          <w:lang w:val="zh_TW" w:bidi="zh_TW"/>
+        </w:rPr>
+      </w:r>
+      <w:r>
+        <w:rPr>
+          <w:lang w:val="zh_TW" w:bidi="zh_TW"/>
+        </w:rPr>
+        <w:t>約伯記9:16–18</w:t>
+      </w:r>
+    </w:p>
+    <w:p>
+      <w:pPr>
+        <w:pStyle w:val="ListBullet"/>
+        <w:spacing w:line="240" w:lineRule="auto"/>
+        <w:ind w:left="720"/>
+      </w:pPr>
+      <w:r>
+        <w:rPr>
+          <w:lang w:val="zh_TW" w:bidi="zh_TW"/>
+        </w:rPr>
+      </w:r>
+      <w:r>
+        <w:rPr>
+          <w:lang w:val="zh_TW" w:bidi="zh_TW"/>
+        </w:rPr>
+        <w:t>哈巴谷書1:5–7</w:t>
+      </w:r>
+    </w:p>
+    <w:p>
+      <w:pPr>
+        <w:pStyle w:val="ListBullet"/>
+        <w:spacing w:line="240" w:lineRule="auto"/>
+        <w:ind w:left="720"/>
+      </w:pPr>
+      <w:r>
+        <w:rPr>
+          <w:lang w:val="zh_TW" w:bidi="zh_TW"/>
+        </w:rPr>
+      </w:r>
+      <w:r>
+        <w:rPr>
+          <w:lang w:val="zh_TW" w:bidi="zh_TW"/>
+        </w:rPr>
+        <w:t>馬可福音6:4–6</w:t>
+      </w:r>
+    </w:p>
+    <w:p>
+      <w:pPr>
+        <w:pStyle w:val="ListBullet"/>
+        <w:spacing w:line="240" w:lineRule="auto"/>
+        <w:ind w:left="720"/>
+      </w:pPr>
+      <w:r>
+        <w:rPr>
+          <w:lang w:val="zh_TW" w:bidi="zh_TW"/>
+        </w:rPr>
+      </w:r>
+      <w:r>
+        <w:rPr>
+          <w:lang w:val="zh_TW" w:bidi="zh_TW"/>
+        </w:rPr>
+        <w:t>馬可福音1:14–15</w:t>
+      </w:r>
+    </w:p>
+    <w:p>
+      <w:pPr>
+        <w:pStyle w:val="ListBullet"/>
+        <w:spacing w:line="240" w:lineRule="auto"/>
+        <w:ind w:left="720"/>
+      </w:pPr>
+      <w:r>
+        <w:rPr>
+          <w:lang w:val="zh_TW" w:bidi="zh_TW"/>
+        </w:rPr>
+      </w:r>
+      <w:r>
+        <w:rPr>
+          <w:lang w:val="zh_TW" w:bidi="zh_TW"/>
+        </w:rPr>
+        <w:t>路加福音9:41</w:t>
+      </w:r>
+    </w:p>
+    <w:p>
+      <w:pPr>
+        <w:pStyle w:val="ListBullet"/>
+        <w:spacing w:line="240" w:lineRule="auto"/>
+        <w:ind w:left="720"/>
+      </w:pPr>
+      <w:r>
+        <w:rPr>
+          <w:lang w:val="zh_TW" w:bidi="zh_TW"/>
+        </w:rPr>
+      </w:r>
+      <w:r>
+        <w:rPr>
+          <w:lang w:val="zh_TW" w:bidi="zh_TW"/>
+        </w:rPr>
+        <w:t>約翰福音1:12</w:t>
+      </w:r>
+    </w:p>
+    <w:p>
+      <w:pPr>
+        <w:pStyle w:val="ListBullet"/>
+        <w:spacing w:line="240" w:lineRule="auto"/>
+        <w:ind w:left="720"/>
+      </w:pPr>
+      <w:r>
+        <w:rPr>
+          <w:lang w:val="zh_TW" w:bidi="zh_TW"/>
+        </w:rPr>
+      </w:r>
+      <w:r>
+        <w:rPr>
+          <w:lang w:val="zh_TW" w:bidi="zh_TW"/>
+        </w:rPr>
+        <w:t>使徒行傳6:5</w:t>
+      </w:r>
+    </w:p>
+    <w:p>
+      <w:pPr>
+        <w:pStyle w:val="ListBullet"/>
+        <w:spacing w:line="240" w:lineRule="auto"/>
+        <w:ind w:left="720"/>
+      </w:pPr>
+      <w:r>
+        <w:rPr>
+          <w:lang w:val="zh_TW" w:bidi="zh_TW"/>
+        </w:rPr>
+      </w:r>
+      <w:r>
+        <w:rPr>
+          <w:lang w:val="zh_TW" w:bidi="zh_TW"/>
+        </w:rPr>
+        <w:t>使徒行傳9:42</w:t>
+      </w:r>
+    </w:p>
+    <w:p>
+      <w:pPr>
+        <w:pStyle w:val="ListBullet"/>
+        <w:spacing w:line="240" w:lineRule="auto"/>
+        <w:ind w:left="720"/>
+      </w:pPr>
+      <w:r>
+        <w:rPr>
+          <w:lang w:val="zh_TW" w:bidi="zh_TW"/>
+        </w:rPr>
+      </w:r>
+      <w:r>
+        <w:rPr>
+          <w:lang w:val="zh_TW" w:bidi="zh_TW"/>
+        </w:rPr>
+        <w:t>使徒行傳28:23–24</w:t>
+      </w:r>
+    </w:p>
+    <w:p>
+      <w:pPr>
+        <w:pStyle w:val="ListBullet"/>
+        <w:spacing w:line="240" w:lineRule="auto"/>
+        <w:ind w:left="720"/>
+      </w:pPr>
+      <w:r>
+        <w:rPr>
+          <w:lang w:val="zh_TW" w:bidi="zh_TW"/>
+        </w:rPr>
+      </w:r>
+      <w:r>
+        <w:rPr>
+          <w:lang w:val="zh_TW" w:bidi="zh_TW"/>
+        </w:rPr>
+        <w:t>羅馬書3:3</w:t>
+      </w:r>
+    </w:p>
+    <w:p>
+      <w:pPr>
+        <w:pStyle w:val="ListBullet"/>
+        <w:spacing w:line="240" w:lineRule="auto"/>
+        <w:ind w:left="720"/>
+      </w:pPr>
+      <w:r>
+        <w:rPr>
+          <w:lang w:val="zh_TW" w:bidi="zh_TW"/>
+        </w:rPr>
+      </w:r>
+      <w:r>
+        <w:rPr>
+          <w:lang w:val="zh_TW" w:bidi="zh_TW"/>
+        </w:rPr>
+        <w:t>哥林多前書6:1</w:t>
+      </w:r>
+    </w:p>
+    <w:p>
+      <w:pPr>
+        <w:pStyle w:val="ListBullet"/>
+        <w:spacing w:line="240" w:lineRule="auto"/>
+        <w:ind w:left="720"/>
+      </w:pPr>
+      <w:r>
+        <w:rPr>
+          <w:lang w:val="zh_TW" w:bidi="zh_TW"/>
+        </w:rPr>
+      </w:r>
+      <w:r>
+        <w:rPr>
+          <w:lang w:val="zh_TW" w:bidi="zh_TW"/>
+        </w:rPr>
+        <w:t>哥林多前書9:5</w:t>
+      </w:r>
+    </w:p>
+    <w:p>
+      <w:pPr>
+        <w:pStyle w:val="ListBullet"/>
+        <w:spacing w:line="240" w:lineRule="auto"/>
+        <w:ind w:left="720"/>
+      </w:pPr>
+      <w:r>
+        <w:rPr>
+          <w:lang w:val="zh_TW" w:bidi="zh_TW"/>
+        </w:rPr>
+      </w:r>
+      <w:r>
+        <w:rPr>
+          <w:lang w:val="zh_TW" w:bidi="zh_TW"/>
+        </w:rPr>
+        <w:t>哥林多後書6:15</w:t>
+      </w:r>
+    </w:p>
+    <w:p>
+      <w:pPr>
+        <w:pStyle w:val="ListBullet"/>
+        <w:spacing w:line="240" w:lineRule="auto"/>
+        <w:ind w:left="720"/>
+      </w:pPr>
+      <w:r>
+        <w:rPr>
+          <w:lang w:val="zh_TW" w:bidi="zh_TW"/>
+        </w:rPr>
+      </w:r>
+      <w:r>
+        <w:rPr>
+          <w:lang w:val="zh_TW" w:bidi="zh_TW"/>
+        </w:rPr>
+        <w:t>希伯來書3:12</w:t>
+      </w:r>
+    </w:p>
+    <w:p>
+      <w:pPr>
+        <w:pStyle w:val="ListBullet"/>
+        <w:spacing w:line="240" w:lineRule="auto"/>
+        <w:ind w:left="720"/>
+      </w:pPr>
+      <w:r>
+        <w:rPr>
+          <w:lang w:val="zh_TW" w:bidi="zh_TW"/>
+        </w:rPr>
+      </w:r>
+      <w:r>
+        <w:rPr>
+          <w:lang w:val="zh_TW" w:bidi="zh_TW"/>
+        </w:rPr>
+        <w:t>約翰一書3:23</w:t>
+      </w:r>
     </w:p>
     <w:p>
       <w:pPr>
@@ -2073,114 +1971,84 @@
           <w:lang w:val="zh_TW" w:bidi="zh_TW"/>
         </w:rPr>
       </w:r>
-      <w:hyperlink r:id="rId30">
-        <w:r>
-          <w:rPr>
-            <w:lang w:val="zh_TW" w:bidi="zh_TW"/>
-          </w:rPr>
-          <w:rPr>
-            <w:color w:val="0000EE"/>
-            <w:u w:val="single"/>
-          </w:rPr>
-          <w:t>列王紀上3:1–3</w:t>
-        </w:r>
-      </w:hyperlink>
-    </w:p>
-    <w:p>
-      <w:pPr>
-        <w:pStyle w:val="ListBullet"/>
-        <w:spacing w:line="240" w:lineRule="auto"/>
-        <w:ind w:left="720"/>
-      </w:pPr>
-      <w:r>
-        <w:rPr>
-          <w:lang w:val="zh_TW" w:bidi="zh_TW"/>
-        </w:rPr>
-      </w:r>
-      <w:hyperlink r:id="rId31">
-        <w:r>
-          <w:rPr>
-            <w:lang w:val="zh_TW" w:bidi="zh_TW"/>
-          </w:rPr>
-          <w:rPr>
-            <w:color w:val="0000EE"/>
-            <w:u w:val="single"/>
-          </w:rPr>
-          <w:t>歷代志下13:10–11</w:t>
-        </w:r>
-      </w:hyperlink>
-    </w:p>
-    <w:p>
-      <w:pPr>
-        <w:pStyle w:val="ListBullet"/>
-        <w:spacing w:line="240" w:lineRule="auto"/>
-        <w:ind w:left="720"/>
-      </w:pPr>
-      <w:r>
-        <w:rPr>
-          <w:lang w:val="zh_TW" w:bidi="zh_TW"/>
-        </w:rPr>
-      </w:r>
-      <w:hyperlink r:id="rId32">
-        <w:r>
-          <w:rPr>
-            <w:lang w:val="zh_TW" w:bidi="zh_TW"/>
-          </w:rPr>
-          <w:rPr>
-            <w:color w:val="0000EE"/>
-            <w:u w:val="single"/>
-          </w:rPr>
-          <w:t>列王紀下14:4</w:t>
-        </w:r>
-      </w:hyperlink>
-    </w:p>
-    <w:p>
-      <w:pPr>
-        <w:pStyle w:val="ListBullet"/>
-        <w:spacing w:line="240" w:lineRule="auto"/>
-        <w:ind w:left="720"/>
-      </w:pPr>
-      <w:r>
-        <w:rPr>
-          <w:lang w:val="zh_TW" w:bidi="zh_TW"/>
-        </w:rPr>
-      </w:r>
-      <w:hyperlink r:id="rId33">
-        <w:r>
-          <w:rPr>
-            <w:lang w:val="zh_TW" w:bidi="zh_TW"/>
-          </w:rPr>
-          <w:rPr>
-            <w:color w:val="0000EE"/>
-            <w:u w:val="single"/>
-          </w:rPr>
-          <w:t>出埃及記25:3–7</w:t>
-        </w:r>
-      </w:hyperlink>
-    </w:p>
-    <w:p>
-      <w:pPr>
-        <w:pStyle w:val="ListBullet"/>
-        <w:spacing w:line="240" w:lineRule="auto"/>
-        <w:ind w:left="720"/>
-      </w:pPr>
-      <w:r>
-        <w:rPr>
-          <w:lang w:val="zh_TW" w:bidi="zh_TW"/>
-        </w:rPr>
-      </w:r>
-      <w:hyperlink r:id="rId34">
-        <w:r>
-          <w:rPr>
-            <w:lang w:val="zh_TW" w:bidi="zh_TW"/>
-          </w:rPr>
-          <w:rPr>
-            <w:color w:val="0000EE"/>
-            <w:u w:val="single"/>
-          </w:rPr>
-          <w:t>路加福音1:10</w:t>
-        </w:r>
-      </w:hyperlink>
+      <w:r>
+        <w:rPr>
+          <w:lang w:val="zh_TW" w:bidi="zh_TW"/>
+        </w:rPr>
+        <w:t>列王紀上3:1–3</w:t>
+      </w:r>
+    </w:p>
+    <w:p>
+      <w:pPr>
+        <w:pStyle w:val="ListBullet"/>
+        <w:spacing w:line="240" w:lineRule="auto"/>
+        <w:ind w:left="720"/>
+      </w:pPr>
+      <w:r>
+        <w:rPr>
+          <w:lang w:val="zh_TW" w:bidi="zh_TW"/>
+        </w:rPr>
+      </w:r>
+      <w:r>
+        <w:rPr>
+          <w:lang w:val="zh_TW" w:bidi="zh_TW"/>
+        </w:rPr>
+        <w:t>歷代志下13:10–11</w:t>
+      </w:r>
+    </w:p>
+    <w:p>
+      <w:pPr>
+        <w:pStyle w:val="ListBullet"/>
+        <w:spacing w:line="240" w:lineRule="auto"/>
+        <w:ind w:left="720"/>
+      </w:pPr>
+      <w:r>
+        <w:rPr>
+          <w:lang w:val="zh_TW" w:bidi="zh_TW"/>
+        </w:rPr>
+      </w:r>
+      <w:r>
+        <w:rPr>
+          <w:lang w:val="zh_TW" w:bidi="zh_TW"/>
+        </w:rPr>
+        <w:t>列王紀下14:4</w:t>
+      </w:r>
+    </w:p>
+    <w:p>
+      <w:pPr>
+        <w:pStyle w:val="ListBullet"/>
+        <w:spacing w:line="240" w:lineRule="auto"/>
+        <w:ind w:left="720"/>
+      </w:pPr>
+      <w:r>
+        <w:rPr>
+          <w:lang w:val="zh_TW" w:bidi="zh_TW"/>
+        </w:rPr>
+      </w:r>
+      <w:r>
+        <w:rPr>
+          <w:lang w:val="zh_TW" w:bidi="zh_TW"/>
+        </w:rPr>
+        <w:t>出埃及記25:3–7</w:t>
+      </w:r>
+    </w:p>
+    <w:p>
+      <w:pPr>
+        <w:pStyle w:val="ListBullet"/>
+        <w:spacing w:line="240" w:lineRule="auto"/>
+        <w:ind w:left="720"/>
+      </w:pPr>
+      <w:r>
+        <w:rPr>
+          <w:lang w:val="zh_TW" w:bidi="zh_TW"/>
+        </w:rPr>
+      </w:r>
+      <w:r>
+        <w:rPr>
+          <w:lang w:val="zh_TW" w:bidi="zh_TW"/>
+        </w:rPr>
+        <w:t>路加福音1:10</w:t>
+      </w:r>
     </w:p>
     <w:p>
       <w:pPr>
@@ -2408,90 +2276,66 @@
           <w:lang w:val="zh_TW" w:bidi="zh_TW"/>
         </w:rPr>
       </w:r>
-      <w:hyperlink r:id="rId35">
-        <w:r>
-          <w:rPr>
-            <w:lang w:val="zh_TW" w:bidi="zh_TW"/>
-          </w:rPr>
-          <w:rPr>
-            <w:color w:val="0000EE"/>
-            <w:u w:val="single"/>
-          </w:rPr>
-          <w:t>歷代志上14:1–2</w:t>
-        </w:r>
-      </w:hyperlink>
-    </w:p>
-    <w:p>
-      <w:pPr>
-        <w:pStyle w:val="ListBullet"/>
-        <w:spacing w:line="240" w:lineRule="auto"/>
-        <w:ind w:left="720"/>
-      </w:pPr>
-      <w:r>
-        <w:rPr>
-          <w:lang w:val="zh_TW" w:bidi="zh_TW"/>
-        </w:rPr>
-      </w:r>
-      <w:hyperlink r:id="rId36">
-        <w:r>
-          <w:rPr>
-            <w:lang w:val="zh_TW" w:bidi="zh_TW"/>
-          </w:rPr>
-          <w:rPr>
-            <w:color w:val="0000EE"/>
-            <w:u w:val="single"/>
-          </w:rPr>
-          <w:t>列王紀上7:1–2</w:t>
-        </w:r>
-      </w:hyperlink>
-    </w:p>
-    <w:p>
-      <w:pPr>
-        <w:pStyle w:val="ListBullet"/>
-        <w:spacing w:line="240" w:lineRule="auto"/>
-        <w:ind w:left="720"/>
-      </w:pPr>
-      <w:r>
-        <w:rPr>
-          <w:lang w:val="zh_TW" w:bidi="zh_TW"/>
-        </w:rPr>
-      </w:r>
-      <w:hyperlink r:id="rId37">
-        <w:r>
-          <w:rPr>
-            <w:lang w:val="zh_TW" w:bidi="zh_TW"/>
-          </w:rPr>
-          <w:rPr>
-            <w:color w:val="0000EE"/>
-            <w:u w:val="single"/>
-          </w:rPr>
-          <w:t>以賽亞書2:13</w:t>
-        </w:r>
-      </w:hyperlink>
-    </w:p>
-    <w:p>
-      <w:pPr>
-        <w:pStyle w:val="ListBullet"/>
-        <w:spacing w:line="240" w:lineRule="auto"/>
-        <w:ind w:left="720"/>
-      </w:pPr>
-      <w:r>
-        <w:rPr>
-          <w:lang w:val="zh_TW" w:bidi="zh_TW"/>
-        </w:rPr>
-      </w:r>
-      <w:hyperlink r:id="rId38">
-        <w:r>
-          <w:rPr>
-            <w:lang w:val="zh_TW" w:bidi="zh_TW"/>
-          </w:rPr>
-          <w:rPr>
-            <w:color w:val="0000EE"/>
-            <w:u w:val="single"/>
-          </w:rPr>
-          <w:t>撒迦利亞書11:2</w:t>
-        </w:r>
-      </w:hyperlink>
+      <w:r>
+        <w:rPr>
+          <w:lang w:val="zh_TW" w:bidi="zh_TW"/>
+        </w:rPr>
+        <w:t>歷代志上14:1–2</w:t>
+      </w:r>
+    </w:p>
+    <w:p>
+      <w:pPr>
+        <w:pStyle w:val="ListBullet"/>
+        <w:spacing w:line="240" w:lineRule="auto"/>
+        <w:ind w:left="720"/>
+      </w:pPr>
+      <w:r>
+        <w:rPr>
+          <w:lang w:val="zh_TW" w:bidi="zh_TW"/>
+        </w:rPr>
+      </w:r>
+      <w:r>
+        <w:rPr>
+          <w:lang w:val="zh_TW" w:bidi="zh_TW"/>
+        </w:rPr>
+        <w:t>列王紀上7:1–2</w:t>
+      </w:r>
+    </w:p>
+    <w:p>
+      <w:pPr>
+        <w:pStyle w:val="ListBullet"/>
+        <w:spacing w:line="240" w:lineRule="auto"/>
+        <w:ind w:left="720"/>
+      </w:pPr>
+      <w:r>
+        <w:rPr>
+          <w:lang w:val="zh_TW" w:bidi="zh_TW"/>
+        </w:rPr>
+      </w:r>
+      <w:r>
+        <w:rPr>
+          <w:lang w:val="zh_TW" w:bidi="zh_TW"/>
+        </w:rPr>
+        <w:t>以賽亞書2:13</w:t>
+      </w:r>
+    </w:p>
+    <w:p>
+      <w:pPr>
+        <w:pStyle w:val="ListBullet"/>
+        <w:spacing w:line="240" w:lineRule="auto"/>
+        <w:ind w:left="720"/>
+      </w:pPr>
+      <w:r>
+        <w:rPr>
+          <w:lang w:val="zh_TW" w:bidi="zh_TW"/>
+        </w:rPr>
+      </w:r>
+      <w:r>
+        <w:rPr>
+          <w:lang w:val="zh_TW" w:bidi="zh_TW"/>
+        </w:rPr>
+        <w:t>撒迦利亞書11:2</w:t>
+      </w:r>
     </w:p>
     <w:p>
       <w:pPr>
@@ -2715,18 +2559,12 @@
           <w:lang w:val="zh_TW" w:bidi="zh_TW"/>
         </w:rPr>
       </w:r>
-      <w:hyperlink r:id="rId39">
-        <w:r>
-          <w:rPr>
-            <w:lang w:val="zh_TW" w:bidi="zh_TW"/>
-          </w:rPr>
-          <w:rPr>
-            <w:color w:val="0000EE"/>
-            <w:u w:val="single"/>
-          </w:rPr>
-          <w:t>路加福音1:11–13</w:t>
-        </w:r>
-      </w:hyperlink>
+      <w:r>
+        <w:rPr>
+          <w:lang w:val="zh_TW" w:bidi="zh_TW"/>
+        </w:rPr>
+        <w:t>路加福音1:11–13</w:t>
+      </w:r>
     </w:p>
     <w:p>
       <w:pPr>
@@ -3097,138 +2935,102 @@
           <w:lang w:val="zh_TW" w:bidi="zh_TW"/>
         </w:rPr>
       </w:r>
-      <w:hyperlink r:id="rId40">
-        <w:r>
-          <w:rPr>
-            <w:lang w:val="zh_TW" w:bidi="zh_TW"/>
-          </w:rPr>
-          <w:rPr>
-            <w:color w:val="0000EE"/>
-            <w:u w:val="single"/>
-          </w:rPr>
-          <w:t>以西結書1:5</w:t>
-        </w:r>
-      </w:hyperlink>
-    </w:p>
-    <w:p>
-      <w:pPr>
-        <w:pStyle w:val="ListBullet"/>
-        <w:spacing w:line="240" w:lineRule="auto"/>
-        <w:ind w:left="720"/>
-      </w:pPr>
-      <w:r>
-        <w:rPr>
-          <w:lang w:val="zh_TW" w:bidi="zh_TW"/>
-        </w:rPr>
-      </w:r>
-      <w:hyperlink r:id="rId41">
-        <w:r>
-          <w:rPr>
-            <w:lang w:val="zh_TW" w:bidi="zh_TW"/>
-          </w:rPr>
-          <w:rPr>
-            <w:color w:val="0000EE"/>
-            <w:u w:val="single"/>
-          </w:rPr>
-          <w:t>馬可福音8:24</w:t>
-        </w:r>
-      </w:hyperlink>
-    </w:p>
-    <w:p>
-      <w:pPr>
-        <w:pStyle w:val="ListBullet"/>
-        <w:spacing w:line="240" w:lineRule="auto"/>
-        <w:ind w:left="720"/>
-      </w:pPr>
-      <w:r>
-        <w:rPr>
-          <w:lang w:val="zh_TW" w:bidi="zh_TW"/>
-        </w:rPr>
-      </w:r>
-      <w:hyperlink r:id="rId42">
-        <w:r>
-          <w:rPr>
-            <w:lang w:val="zh_TW" w:bidi="zh_TW"/>
-          </w:rPr>
-          <w:rPr>
-            <w:color w:val="0000EE"/>
-            <w:u w:val="single"/>
-          </w:rPr>
-          <w:t>馬太福音17:2</w:t>
-        </w:r>
-      </w:hyperlink>
-    </w:p>
-    <w:p>
-      <w:pPr>
-        <w:pStyle w:val="ListBullet"/>
-        <w:spacing w:line="240" w:lineRule="auto"/>
-        <w:ind w:left="720"/>
-      </w:pPr>
-      <w:r>
-        <w:rPr>
-          <w:lang w:val="zh_TW" w:bidi="zh_TW"/>
-        </w:rPr>
-      </w:r>
-      <w:hyperlink r:id="rId43">
-        <w:r>
-          <w:rPr>
-            <w:lang w:val="zh_TW" w:bidi="zh_TW"/>
-          </w:rPr>
-          <w:rPr>
-            <w:color w:val="0000EE"/>
-            <w:u w:val="single"/>
-          </w:rPr>
-          <w:t>馬太福音18:3</w:t>
-        </w:r>
-      </w:hyperlink>
-    </w:p>
-    <w:p>
-      <w:pPr>
-        <w:pStyle w:val="ListBullet"/>
-        <w:spacing w:line="240" w:lineRule="auto"/>
-        <w:ind w:left="720"/>
-      </w:pPr>
-      <w:r>
-        <w:rPr>
-          <w:lang w:val="zh_TW" w:bidi="zh_TW"/>
-        </w:rPr>
-      </w:r>
-      <w:hyperlink r:id="rId44">
-        <w:r>
-          <w:rPr>
-            <w:lang w:val="zh_TW" w:bidi="zh_TW"/>
-          </w:rPr>
-          <w:rPr>
-            <w:color w:val="0000EE"/>
-            <w:u w:val="single"/>
-          </w:rPr>
-          <w:t>詩篇73:5</w:t>
-        </w:r>
-      </w:hyperlink>
-    </w:p>
-    <w:p>
-      <w:pPr>
-        <w:pStyle w:val="ListBullet"/>
-        <w:spacing w:line="240" w:lineRule="auto"/>
-        <w:ind w:left="720"/>
-      </w:pPr>
-      <w:r>
-        <w:rPr>
-          <w:lang w:val="zh_TW" w:bidi="zh_TW"/>
-        </w:rPr>
-      </w:r>
-      <w:hyperlink r:id="rId45">
-        <w:r>
-          <w:rPr>
-            <w:lang w:val="zh_TW" w:bidi="zh_TW"/>
-          </w:rPr>
-          <w:rPr>
-            <w:color w:val="0000EE"/>
-            <w:u w:val="single"/>
-          </w:rPr>
-          <w:t>啟示錄1:12–13</w:t>
-        </w:r>
-      </w:hyperlink>
+      <w:r>
+        <w:rPr>
+          <w:lang w:val="zh_TW" w:bidi="zh_TW"/>
+        </w:rPr>
+        <w:t>以西結書1:5</w:t>
+      </w:r>
+    </w:p>
+    <w:p>
+      <w:pPr>
+        <w:pStyle w:val="ListBullet"/>
+        <w:spacing w:line="240" w:lineRule="auto"/>
+        <w:ind w:left="720"/>
+      </w:pPr>
+      <w:r>
+        <w:rPr>
+          <w:lang w:val="zh_TW" w:bidi="zh_TW"/>
+        </w:rPr>
+      </w:r>
+      <w:r>
+        <w:rPr>
+          <w:lang w:val="zh_TW" w:bidi="zh_TW"/>
+        </w:rPr>
+        <w:t>馬可福音8:24</w:t>
+      </w:r>
+    </w:p>
+    <w:p>
+      <w:pPr>
+        <w:pStyle w:val="ListBullet"/>
+        <w:spacing w:line="240" w:lineRule="auto"/>
+        <w:ind w:left="720"/>
+      </w:pPr>
+      <w:r>
+        <w:rPr>
+          <w:lang w:val="zh_TW" w:bidi="zh_TW"/>
+        </w:rPr>
+      </w:r>
+      <w:r>
+        <w:rPr>
+          <w:lang w:val="zh_TW" w:bidi="zh_TW"/>
+        </w:rPr>
+        <w:t>馬太福音17:2</w:t>
+      </w:r>
+    </w:p>
+    <w:p>
+      <w:pPr>
+        <w:pStyle w:val="ListBullet"/>
+        <w:spacing w:line="240" w:lineRule="auto"/>
+        <w:ind w:left="720"/>
+      </w:pPr>
+      <w:r>
+        <w:rPr>
+          <w:lang w:val="zh_TW" w:bidi="zh_TW"/>
+        </w:rPr>
+      </w:r>
+      <w:r>
+        <w:rPr>
+          <w:lang w:val="zh_TW" w:bidi="zh_TW"/>
+        </w:rPr>
+        <w:t>馬太福音18:3</w:t>
+      </w:r>
+    </w:p>
+    <w:p>
+      <w:pPr>
+        <w:pStyle w:val="ListBullet"/>
+        <w:spacing w:line="240" w:lineRule="auto"/>
+        <w:ind w:left="720"/>
+      </w:pPr>
+      <w:r>
+        <w:rPr>
+          <w:lang w:val="zh_TW" w:bidi="zh_TW"/>
+        </w:rPr>
+      </w:r>
+      <w:r>
+        <w:rPr>
+          <w:lang w:val="zh_TW" w:bidi="zh_TW"/>
+        </w:rPr>
+        <w:t>詩篇73:5</w:t>
+      </w:r>
+    </w:p>
+    <w:p>
+      <w:pPr>
+        <w:pStyle w:val="ListBullet"/>
+        <w:spacing w:line="240" w:lineRule="auto"/>
+        <w:ind w:left="720"/>
+      </w:pPr>
+      <w:r>
+        <w:rPr>
+          <w:lang w:val="zh_TW" w:bidi="zh_TW"/>
+        </w:rPr>
+      </w:r>
+      <w:r>
+        <w:rPr>
+          <w:lang w:val="zh_TW" w:bidi="zh_TW"/>
+        </w:rPr>
+        <w:t>啟示錄1:12–13</w:t>
+      </w:r>
     </w:p>
     <w:p>
       <w:pPr>
@@ -3505,162 +3307,108 @@
           <w:lang w:val="zh_TW" w:bidi="zh_TW"/>
         </w:rPr>
       </w:r>
-      <w:hyperlink r:id="rId46">
-        <w:r>
-          <w:rPr>
-            <w:lang w:val="zh_TW" w:bidi="zh_TW"/>
-          </w:rPr>
-          <w:rPr>
-            <w:color w:val="0000EE"/>
-            <w:u w:val="single"/>
-          </w:rPr>
-          <w:t>撒母耳記上10:3–4</w:t>
-        </w:r>
-      </w:hyperlink>
-    </w:p>
-    <w:p>
-      <w:pPr>
-        <w:pStyle w:val="ListBullet"/>
-        <w:spacing w:line="240" w:lineRule="auto"/>
-        <w:ind w:left="720"/>
-      </w:pPr>
-      <w:r>
-        <w:rPr>
-          <w:lang w:val="zh_TW" w:bidi="zh_TW"/>
-        </w:rPr>
-      </w:r>
-      <w:hyperlink r:id="rId47">
-        <w:r>
-          <w:rPr>
-            <w:lang w:val="zh_TW" w:bidi="zh_TW"/>
-          </w:rPr>
-          <w:rPr>
-            <w:color w:val="0000EE"/>
-            <w:u w:val="single"/>
-          </w:rPr>
-          <w:t>創世記13:18</w:t>
-        </w:r>
-      </w:hyperlink>
-    </w:p>
-    <w:p>
-      <w:pPr>
-        <w:pStyle w:val="ListBullet"/>
-        <w:spacing w:line="240" w:lineRule="auto"/>
-        <w:ind w:left="720"/>
-      </w:pPr>
-      <w:r>
-        <w:rPr>
-          <w:lang w:val="zh_TW" w:bidi="zh_TW"/>
-        </w:rPr>
-      </w:r>
-      <w:hyperlink r:id="rId48">
-        <w:r>
-          <w:rPr>
-            <w:lang w:val="zh_TW" w:bidi="zh_TW"/>
-          </w:rPr>
-          <w:rPr>
-            <w:color w:val="0000EE"/>
-            <w:u w:val="single"/>
-          </w:rPr>
-          <w:t>創</w:t>
-        </w:r>
-      </w:hyperlink>
-      <w:hyperlink r:id="rId47">
-        <w:r>
-          <w:rPr>
-            <w:lang w:val="zh_TW" w:bidi="zh_TW"/>
-          </w:rPr>
-          <w:rPr>
-            <w:color w:val="0000EE"/>
-            <w:u w:val="single"/>
-          </w:rPr>
-          <w:t>世記</w:t>
-        </w:r>
-      </w:hyperlink>
-      <w:hyperlink r:id="rId48">
-        <w:r>
-          <w:rPr>
-            <w:lang w:val="zh_TW" w:bidi="zh_TW"/>
-          </w:rPr>
-          <w:rPr>
-            <w:color w:val="0000EE"/>
-            <w:u w:val="single"/>
-          </w:rPr>
-          <w:t>14:13–14</w:t>
-        </w:r>
-      </w:hyperlink>
-    </w:p>
-    <w:p>
-      <w:pPr>
-        <w:pStyle w:val="ListBullet"/>
-        <w:spacing w:line="240" w:lineRule="auto"/>
-        <w:ind w:left="720"/>
-      </w:pPr>
-      <w:r>
-        <w:rPr>
-          <w:lang w:val="zh_TW" w:bidi="zh_TW"/>
-        </w:rPr>
-      </w:r>
-      <w:hyperlink r:id="rId49">
-        <w:r>
-          <w:rPr>
-            <w:lang w:val="zh_TW" w:bidi="zh_TW"/>
-          </w:rPr>
-          <w:rPr>
-            <w:color w:val="0000EE"/>
-            <w:u w:val="single"/>
-          </w:rPr>
-          <w:t>創</w:t>
-        </w:r>
-      </w:hyperlink>
-      <w:hyperlink r:id="rId47">
-        <w:r>
-          <w:rPr>
-            <w:lang w:val="zh_TW" w:bidi="zh_TW"/>
-          </w:rPr>
-          <w:rPr>
-            <w:color w:val="0000EE"/>
-            <w:u w:val="single"/>
-          </w:rPr>
-          <w:t>世記</w:t>
-        </w:r>
-      </w:hyperlink>
-      <w:hyperlink r:id="rId49">
-        <w:r>
-          <w:rPr>
-            <w:lang w:val="zh_TW" w:bidi="zh_TW"/>
-          </w:rPr>
-          <w:rPr>
-            <w:color w:val="0000EE"/>
-            <w:u w:val="single"/>
-          </w:rPr>
-          <w:t>35:4–5</w:t>
-        </w:r>
-      </w:hyperlink>
-    </w:p>
-    <w:p>
-      <w:pPr>
-        <w:pStyle w:val="ListBullet"/>
-        <w:spacing w:line="240" w:lineRule="auto"/>
-        <w:ind w:left="720"/>
-      </w:pPr>
-      <w:r>
-        <w:rPr>
-          <w:lang w:val="zh_TW" w:bidi="zh_TW"/>
-        </w:rPr>
-      </w:r>
-      <w:hyperlink r:id="rId50">
-        <w:r>
-          <w:rPr>
-            <w:lang w:val="zh_TW" w:bidi="zh_TW"/>
-          </w:rPr>
-          <w:rPr>
-            <w:color w:val="0000EE"/>
-            <w:u w:val="single"/>
-          </w:rPr>
-          <w:t>士師記6:11–12</w:t>
-        </w:r>
-      </w:hyperlink>
+      <w:r>
+        <w:rPr>
+          <w:lang w:val="zh_TW" w:bidi="zh_TW"/>
+        </w:rPr>
+        <w:t>撒母耳記上10:3–4</w:t>
+      </w:r>
+    </w:p>
+    <w:p>
+      <w:pPr>
+        <w:pStyle w:val="ListBullet"/>
+        <w:spacing w:line="240" w:lineRule="auto"/>
+        <w:ind w:left="720"/>
+      </w:pPr>
+      <w:r>
+        <w:rPr>
+          <w:lang w:val="zh_TW" w:bidi="zh_TW"/>
+        </w:rPr>
+      </w:r>
+      <w:r>
+        <w:rPr>
+          <w:lang w:val="zh_TW" w:bidi="zh_TW"/>
+        </w:rPr>
+        <w:t>創世記13:18</w:t>
+      </w:r>
+    </w:p>
+    <w:p>
+      <w:pPr>
+        <w:pStyle w:val="ListBullet"/>
+        <w:spacing w:line="240" w:lineRule="auto"/>
+        <w:ind w:left="720"/>
+      </w:pPr>
+      <w:r>
+        <w:rPr>
+          <w:lang w:val="zh_TW" w:bidi="zh_TW"/>
+        </w:rPr>
+      </w:r>
+      <w:r>
+        <w:rPr>
+          <w:lang w:val="zh_TW" w:bidi="zh_TW"/>
+        </w:rPr>
+        <w:t>創</w:t>
+      </w:r>
+      <w:r>
+        <w:rPr>
+          <w:lang w:val="zh_TW" w:bidi="zh_TW"/>
+        </w:rPr>
+        <w:t>世記</w:t>
+      </w:r>
+      <w:r>
+        <w:rPr>
+          <w:lang w:val="zh_TW" w:bidi="zh_TW"/>
+        </w:rPr>
+        <w:t>14:13–14</w:t>
+      </w:r>
+    </w:p>
+    <w:p>
+      <w:pPr>
+        <w:pStyle w:val="ListBullet"/>
+        <w:spacing w:line="240" w:lineRule="auto"/>
+        <w:ind w:left="720"/>
+      </w:pPr>
+      <w:r>
+        <w:rPr>
+          <w:lang w:val="zh_TW" w:bidi="zh_TW"/>
+        </w:rPr>
+      </w:r>
+      <w:r>
+        <w:rPr>
+          <w:lang w:val="zh_TW" w:bidi="zh_TW"/>
+        </w:rPr>
+        <w:t>創</w:t>
+      </w:r>
+      <w:r>
+        <w:rPr>
+          <w:lang w:val="zh_TW" w:bidi="zh_TW"/>
+        </w:rPr>
+        <w:t>世記</w:t>
+      </w:r>
+      <w:r>
+        <w:rPr>
+          <w:lang w:val="zh_TW" w:bidi="zh_TW"/>
+        </w:rPr>
+        <w:t>35:4–5</w:t>
+      </w:r>
+    </w:p>
+    <w:p>
+      <w:pPr>
+        <w:pStyle w:val="ListBullet"/>
+        <w:spacing w:line="240" w:lineRule="auto"/>
+        <w:ind w:left="720"/>
+      </w:pPr>
+      <w:r>
+        <w:rPr>
+          <w:lang w:val="zh_TW" w:bidi="zh_TW"/>
+        </w:rPr>
+      </w:r>
+      <w:r>
+        <w:rPr>
+          <w:lang w:val="zh_TW" w:bidi="zh_TW"/>
+        </w:rPr>
+        <w:t>士師記6:11–12</w:t>
+      </w:r>
     </w:p>
     <w:p>
       <w:pPr>

--- a/zht/docx/195.content.docx
+++ b/zht/docx/195.content.docx
@@ -2215,19 +2215,7 @@
         <w:rPr>
           <w:lang w:val="zh_TW" w:bidi="zh_TW"/>
         </w:rPr>
-        <w:t>，</w:t>
-      </w:r>
-      <w:r>
-        <w:rPr>
-          <w:lang w:val="zh_TW" w:bidi="zh_TW"/>
-        </w:rPr>
-        <w:t>清潔</w:t>
-      </w:r>
-      <w:r>
-        <w:rPr>
-          <w:lang w:val="zh_TW" w:bidi="zh_TW"/>
-        </w:rPr>
-        <w:t>，</w:t>
+        <w:t>，清潔，</w:t>
       </w:r>
       <w:r>
         <w:rPr>
